--- a/src/briefloop/template_assets/stock-research-en-t1.docx
+++ b/src/briefloop/template_assets/stock-research-en-t1.docx
@@ -19,7 +19,7 @@
     </w:p>
     <w:p>
       <w:pPr>
-        <w:shd w:val="clear" w:fill="006838"/>
+        <w:shd w:val="clear" w:fill="2448B8"/>
         <w:spacing w:before="240"/>
         <w:jc w:val="center"/>
       </w:pPr>
@@ -62,7 +62,7 @@
         <w:rPr>
           <w:rFonts w:ascii="Arial" w:hAnsi="Arial" w:eastAsia="黑体"/>
           <w:b/>
-          <w:color w:val="006838"/>
+          <w:color w:val="2448B8"/>
           <w:sz w:val="30"/>
         </w:rPr>
         <w:t>Key Takeaways</w:t>
@@ -76,7 +76,7 @@
         <w:rPr>
           <w:rFonts w:ascii="Arial" w:hAnsi="Arial" w:eastAsia="黑体"/>
           <w:b/>
-          <w:color w:val="006838"/>
+          <w:color w:val="2448B8"/>
           <w:sz w:val="30"/>
         </w:rPr>
         <w:t>Recent Developments</w:t>
@@ -90,7 +90,7 @@
         <w:rPr>
           <w:rFonts w:ascii="Arial" w:hAnsi="Arial" w:eastAsia="黑体"/>
           <w:b/>
-          <w:color w:val="006838"/>
+          <w:color w:val="2448B8"/>
           <w:sz w:val="30"/>
         </w:rPr>
         <w:t>Earnings Forecast and Valuation</w:t>
@@ -104,7 +104,7 @@
         <w:rPr>
           <w:rFonts w:ascii="Arial" w:hAnsi="Arial" w:eastAsia="黑体"/>
           <w:b/>
-          <w:color w:val="006838"/>
+          <w:color w:val="2448B8"/>
           <w:sz w:val="30"/>
         </w:rPr>
         <w:t>Key Risks</w:t>
@@ -767,7 +767,7 @@
       <w:rFonts w:asciiTheme="majorHAnsi" w:eastAsiaTheme="majorEastAsia" w:hAnsiTheme="majorHAnsi" w:cstheme="majorBidi" w:ascii="Arial" w:hAnsi="Arial" w:eastAsia="黑体"/>
       <w:b/>
       <w:bCs/>
-      <w:color w:val="006838"/>
+      <w:color w:val="2448B8"/>
       <w:sz w:val="30"/>
       <w:szCs w:val="28"/>
     </w:rPr>
@@ -791,7 +791,7 @@
       <w:rFonts w:asciiTheme="majorHAnsi" w:eastAsiaTheme="majorEastAsia" w:hAnsiTheme="majorHAnsi" w:cstheme="majorBidi" w:ascii="Arial" w:hAnsi="Arial" w:eastAsia="黑体"/>
       <w:b/>
       <w:bCs/>
-      <w:color w:val="006838"/>
+      <w:color w:val="2448B8"/>
       <w:sz w:val="25"/>
       <w:szCs w:val="26"/>
     </w:rPr>
